--- a/challenge-2/unstructured_files/SOCIAL MEDIA GUIDANCE FOR STAFF.docx
+++ b/challenge-2/unstructured_files/SOCIAL MEDIA GUIDANCE FOR STAFF.docx
@@ -29,7 +29,7 @@
           <w:sz w:val="20"/>
           <w:szCs w:val="20"/>
         </w:rPr>
-        <w:t xml:space="preserve">Department for Work and Pensions | September 2021</w:t>
+        <w:t xml:space="preserve">[Government Department C] | September 2021</w:t>
       </w:r>
     </w:p>
     <w:p>
@@ -61,7 +61,7 @@
     </w:p>
     <w:p>
       <w:r>
-        <w:t xml:space="preserve">This guidance helps DWP employees understand how to use social media responsibly, both in their professional and personal capacities. It supplements the Acceptable Use Policy for IT Systems.</w:t>
+        <w:t xml:space="preserve">This guidance helps [DEPT-C] employees understand how to use social media responsibly, both in their professional and personal capacities. It supplements the Acceptable Use Policy for IT Systems.</w:t>
       </w:r>
     </w:p>
     <w:p>
@@ -69,7 +69,7 @@
         <w:pStyle w:val="Heading1"/>
       </w:pPr>
       <w:r>
-        <w:t xml:space="preserve">1. Official DWP social media accounts</w:t>
+        <w:t xml:space="preserve">1. Official [DEPT-C] social media accounts</w:t>
       </w:r>
     </w:p>
     <w:p>
@@ -90,60 +90,60 @@
           <w:sz w:val="22"/>
           <w:szCs w:val="22"/>
         </w:rPr>
-        <w:t xml:space="preserve">Twitter: @DWPgovuk</w:t>
-      </w:r>
-    </w:p>
-    <w:p>
-      <w:pPr>
-        <w:pStyle w:val="ListParagraph"/>
-        <w:numPr>
-          <w:ilvl w:val="0"/>
-          <w:numId w:val="2"/>
-        </w:numPr>
-      </w:pPr>
-      <w:r>
-        <w:rPr>
-          <w:sz w:val="22"/>
-          <w:szCs w:val="22"/>
-        </w:rPr>
-        <w:t xml:space="preserve">LinkedIn: Department for Work and Pensions</w:t>
-      </w:r>
-    </w:p>
-    <w:p>
-      <w:pPr>
-        <w:pStyle w:val="ListParagraph"/>
-        <w:numPr>
-          <w:ilvl w:val="0"/>
-          <w:numId w:val="2"/>
-        </w:numPr>
-      </w:pPr>
-      <w:r>
-        <w:rPr>
-          <w:sz w:val="22"/>
-          <w:szCs w:val="22"/>
-        </w:rPr>
-        <w:t xml:space="preserve">Facebook: DWP</w:t>
-      </w:r>
-    </w:p>
-    <w:p>
-      <w:pPr>
-        <w:pStyle w:val="ListParagraph"/>
-        <w:numPr>
-          <w:ilvl w:val="0"/>
-          <w:numId w:val="2"/>
-        </w:numPr>
-      </w:pPr>
-      <w:r>
-        <w:rPr>
-          <w:sz w:val="22"/>
-          <w:szCs w:val="22"/>
-        </w:rPr>
-        <w:t xml:space="preserve">YouTube: DWP Digital</w:t>
-      </w:r>
-    </w:p>
-    <w:p>
-      <w:r>
-        <w:t xml:space="preserve">Only authorised staff in the Communications Directorate may post on behalf of DWP. Requests to create new departmental social media accounts must be approved by the Head of Digital Communications.</w:t>
+        <w:t xml:space="preserve">Twitter: @[DeptGovUK]</w:t>
+      </w:r>
+    </w:p>
+    <w:p>
+      <w:pPr>
+        <w:pStyle w:val="ListParagraph"/>
+        <w:numPr>
+          <w:ilvl w:val="0"/>
+          <w:numId w:val="2"/>
+        </w:numPr>
+      </w:pPr>
+      <w:r>
+        <w:rPr>
+          <w:sz w:val="22"/>
+          <w:szCs w:val="22"/>
+        </w:rPr>
+        <w:t xml:space="preserve">LinkedIn: [Government Department C]</w:t>
+      </w:r>
+    </w:p>
+    <w:p>
+      <w:pPr>
+        <w:pStyle w:val="ListParagraph"/>
+        <w:numPr>
+          <w:ilvl w:val="0"/>
+          <w:numId w:val="2"/>
+        </w:numPr>
+      </w:pPr>
+      <w:r>
+        <w:rPr>
+          <w:sz w:val="22"/>
+          <w:szCs w:val="22"/>
+        </w:rPr>
+        <w:t xml:space="preserve">Facebook: [DEPT-C]</w:t>
+      </w:r>
+    </w:p>
+    <w:p>
+      <w:pPr>
+        <w:pStyle w:val="ListParagraph"/>
+        <w:numPr>
+          <w:ilvl w:val="0"/>
+          <w:numId w:val="2"/>
+        </w:numPr>
+      </w:pPr>
+      <w:r>
+        <w:rPr>
+          <w:sz w:val="22"/>
+          <w:szCs w:val="22"/>
+        </w:rPr>
+        <w:t xml:space="preserve">YouTube: [DEPT-C] Digital</w:t>
+      </w:r>
+    </w:p>
+    <w:p>
+      <w:r>
+        <w:t xml:space="preserve">Only authorised staff in the Communications Directorate may post on behalf of [DEPT-C]. Requests to create new departmental social media accounts must be approved by the Head of Digital Communications.</w:t>
       </w:r>
     </w:p>
     <w:p>
@@ -308,7 +308,7 @@
           <w:sz w:val="22"/>
           <w:szCs w:val="22"/>
         </w:rPr>
-        <w:t xml:space="preserve">Use your DWP email address to register for personal social media accounts</w:t>
+        <w:t xml:space="preserve">Use your [DEPT-C] email address to register for personal social media accounts</w:t>
       </w:r>
     </w:p>
     <w:p>
@@ -734,23 +734,23 @@
           <w:sz w:val="22"/>
           <w:szCs w:val="22"/>
         </w:rPr>
-        <w:t xml:space="preserve">If you see DWP information shared inappropriately on social media: report it to the Security Operations Centre (soc@dwp.gov.uk)</w:t>
-      </w:r>
-    </w:p>
-    <w:p>
-      <w:pPr>
-        <w:pStyle w:val="ListParagraph"/>
-        <w:numPr>
-          <w:ilvl w:val="0"/>
-          <w:numId w:val="2"/>
-        </w:numPr>
-      </w:pPr>
-      <w:r>
-        <w:rPr>
-          <w:sz w:val="22"/>
-          <w:szCs w:val="22"/>
-        </w:rPr>
-        <w:t xml:space="preserve">If you are approached by a journalist via social media: do not respond; forward the approach to the DWP Press Office</w:t>
+        <w:t xml:space="preserve">If you see [DEPT-C] information shared inappropriately on social media: report it to the Security Operations Centre (soc@[department].gov.uk)</w:t>
+      </w:r>
+    </w:p>
+    <w:p>
+      <w:pPr>
+        <w:pStyle w:val="ListParagraph"/>
+        <w:numPr>
+          <w:ilvl w:val="0"/>
+          <w:numId w:val="2"/>
+        </w:numPr>
+      </w:pPr>
+      <w:r>
+        <w:rPr>
+          <w:sz w:val="22"/>
+          <w:szCs w:val="22"/>
+        </w:rPr>
+        <w:t xml:space="preserve">If you are approached by a journalist via social media: do not respond; forward the approach to the [DEPT-C] Press Office</w:t>
       </w:r>
     </w:p>
     <w:p>
@@ -763,7 +763,7 @@
     </w:p>
     <w:p>
       <w:r>
-        <w:t xml:space="preserve">Access to social media platforms is restricted on the DWP network (see Acceptable Use Policy, section 6). Staff with an approved business need may request access through the IT Service Desk.</w:t>
+        <w:t xml:space="preserve">Access to social media platforms is restricted on the [DEPT-C] network (see Acceptable Use Policy, section 6). Staff with an approved business need may request access through the IT Service Desk.</w:t>
       </w:r>
     </w:p>
     <w:p>
@@ -781,17 +781,17 @@
     </w:p>
     <w:p>
       <w:r>
-        <w:t xml:space="preserve">Digital Communications Team: digital.comms@dwp.gov.uk</w:t>
-      </w:r>
-    </w:p>
-    <w:p>
-      <w:r>
-        <w:t xml:space="preserve">Press Office: press.office@dwp.gov.uk</w:t>
-      </w:r>
-    </w:p>
-    <w:p>
-      <w:r>
-        <w:t xml:space="preserve">Security Operations Centre: soc@dwp.gov.uk</w:t>
+        <w:t xml:space="preserve">Digital Communications Team: digital.comms@[department].gov.uk</w:t>
+      </w:r>
+    </w:p>
+    <w:p>
+      <w:r>
+        <w:t xml:space="preserve">Press Office: press.office@[department].gov.uk</w:t>
+      </w:r>
+    </w:p>
+    <w:p>
+      <w:r>
+        <w:t xml:space="preserve">Security Operations Centre: soc@[department].gov.uk</w:t>
       </w:r>
     </w:p>
     <w:p>
@@ -817,7 +817,7 @@
           <w:sz w:val="18"/>
           <w:szCs w:val="18"/>
         </w:rPr>
-        <w:t xml:space="preserve">[NOTE: This guidance predates the rebranding of Twitter to X (October 2023). References to ‘Twitter’ throughout should be read as ‘X’. The department’s handle on X remains @DWPgovuk.]</w:t>
+        <w:t xml:space="preserve">[NOTE: This guidance predates the rebranding of Twitter to X (October 2023). References to ‘Twitter’ throughout should be read as ‘X’. The department’s handle on X remains @[DeptGovUK].]</w:t>
       </w:r>
     </w:p>
     <w:sectPr>
